--- a/reviews/moral-value-diy/literature-review-final.docx
+++ b/reviews/moral-value-diy/literature-review-final.docx
@@ -124,15 +124,15 @@
         <w:pStyle w:val="BodyText"/>
       </w:pPr>
       <w:r>
-        <w:t xml:space="preserve">Andreas Mogensen’s analysis of moral testimony reveals how authenticity ideals implicitly ground resistance to deference (Mogensen 2015). When philosophers argue that one should form moral beliefs oneself rather than accepting them on testimony, they invoke authenticity: moral beliefs must originate in oneself to have proper authority or meaning. The process of forming beliefs matters beyond the outcome of having true beliefs. This provides a model for extending DIY intuitions from epistemic to practical domains: perhaps we value doing things ourselves because we implicitly value authenticity in action, not just in belief. The activity must be our own to constitute genuine self-authorship.</w:t>
-      </w:r>
-    </w:p>
-    <w:p>
-      <w:pPr>
-        <w:pStyle w:val="BodyText"/>
-      </w:pPr>
-      <w:r>
-        <w:t xml:space="preserve">However, Maite Rodríguez Apólito’s critique warns that authenticity requirements can obscure oppression (Rodríguez Apólito 2022). She argues that procedural autonomy theories relying on authenticity conditions fail to detect heteronomy arising from social oppression. Oppression often produces preferences that feel authentic—coherent with other attitudes, reflectively endorsed—but actually reflect internalized oppressive norms. For DIY ethics, this suggests that doing things</w:t>
+        <w:t xml:space="preserve">Andreas Mogensen’s analysis of moral testimony reveals how authenticity ideals implicitly ground resistance to deference (Mogensen 2017). When philosophers argue that one should form moral beliefs oneself rather than accepting them on testimony, they invoke authenticity: moral beliefs must originate in oneself to have proper authority or meaning. The process of forming beliefs matters beyond the outcome of having true beliefs. This provides a model for extending DIY intuitions from epistemic to practical domains: perhaps we value doing things ourselves because we implicitly value authenticity in action, not just in belief. The activity must be our own to constitute genuine self-authorship.</w:t>
+      </w:r>
+    </w:p>
+    <w:p>
+      <w:pPr>
+        <w:pStyle w:val="BodyText"/>
+      </w:pPr>
+      <w:r>
+        <w:t xml:space="preserve">However, Maite Rodríguez Apólito’s critique warns that authenticity requirements can obscure oppression (Rodríguez Apólito 2024). She argues that procedural autonomy theories relying on authenticity conditions fail to detect heteronomy arising from social oppression. Oppression often produces preferences that feel authentic—coherent with other attitudes, reflectively endorsed—but actually reflect internalized oppressive norms. For DIY ethics, this suggests that doing things</w:t>
       </w:r>
       <w:r>
         <w:t xml:space="preserve"> </w:t>
@@ -198,7 +198,7 @@
         <w:pStyle w:val="BodyText"/>
       </w:pPr>
       <w:r>
-        <w:t xml:space="preserve">However, critics argue that contemporary smart technologies resist the integration extended mind theory requires. Michael Wheeler identifies how AI-based applications challenge transparency—the phenomenological disappearance of tools in expert use (Wheeler 2018). Traditional tools become transparent in skilled practice: the hammer disappears from conscious experience as one focuses on driving the nail. But smart technologies with autonomous behavior resist this transparency—they</w:t>
+        <w:t xml:space="preserve">However, critics argue that contemporary smart technologies resist the integration extended mind theory requires. Michael Wheeler identifies how AI-based applications challenge transparency—the phenomenological disappearance of tools in expert use (Wheeler 2019). Traditional tools become transparent in skilled practice: the hammer disappears from conscious experience as one focuses on driving the nail. But smart technologies with autonomous behavior resist this transparency—they</w:t>
       </w:r>
       <w:r>
         <w:t xml:space="preserve"> </w:t>
@@ -354,7 +354,7 @@
         <w:pStyle w:val="BodyText"/>
       </w:pPr>
       <w:r>
-        <w:t xml:space="preserve">Buzzell and Rini (2022) argued that</w:t>
+        <w:t xml:space="preserve">Buzzell and Rini (2023) argued that</w:t>
       </w:r>
       <w:r>
         <w:t xml:space="preserve"> </w:t>
@@ -390,7 +390,7 @@
         <w:t xml:space="preserve"> </w:t>
       </w:r>
       <w:r>
-        <w:t xml:space="preserve">who can evaluate and trust expertise rather than attempting self-reliant mastery of expert content. Nguyen (2018) identified how hyper-specialization creates</w:t>
+        <w:t xml:space="preserve">who can evaluate and trust expertise rather than attempting self-reliant mastery of expert content. Nguyen (2020) identified how hyper-specialization creates</w:t>
       </w:r>
       <w:r>
         <w:t xml:space="preserve"> </w:t>
@@ -410,15 +410,15 @@
         <w:pStyle w:val="BodyText"/>
       </w:pPr>
       <w:r>
-        <w:t xml:space="preserve">Carter (2017) provided a moderate framework: intellectual autonomy does not require cognitive isolation or self-reliance but rather appropriate reliance and epistemic outsourcing while maintaining intellectual self-direction. The question is not whether to delegate but how much and to whom, preserving self-direction while recognizing dependence. Ahlstrom-Vij (2016) similarly argued that cognitive outsourcing is epistemically unproblematic when appropriately calibrated—the issue is calibrated trust, not avoidance of dependence.</w:t>
-      </w:r>
-    </w:p>
-    <w:p>
-      <w:pPr>
-        <w:pStyle w:val="BodyText"/>
-      </w:pPr>
-      <w:r>
-        <w:t xml:space="preserve">Empirical work reveals systematic biases in division of cognitive labor. Fisher and Oppenheimer (2021) showed that receiving assistance from others leads people to overestimate their own competence and underrate their dependence on experts—delegation creates illusions of self-sufficiency. Scharrer et al. (2016) demonstrated that science popularization creates</w:t>
+        <w:t xml:space="preserve">Carter (2020) provided a moderate framework: intellectual autonomy does not require cognitive isolation or self-reliance but rather appropriate reliance and epistemic outsourcing while maintaining intellectual self-direction. The question is not whether to delegate but how much and to whom, preserving self-direction while recognizing dependence. Ahlstrom-Vij (2016) similarly argued that cognitive outsourcing is epistemically unproblematic when appropriately calibrated—the issue is calibrated trust, not avoidance of dependence.</w:t>
+      </w:r>
+    </w:p>
+    <w:p>
+      <w:pPr>
+        <w:pStyle w:val="BodyText"/>
+      </w:pPr>
+      <w:r>
+        <w:t xml:space="preserve">Empirical work reveals systematic biases in division of cognitive labor. Fisher and Oppenheimer (2021) showed that receiving assistance from others leads people to overestimate their own competence and underrate their dependence on experts—delegation creates illusions of self-sufficiency. Scharrer et al. (2017) demonstrated that science popularization creates</w:t>
       </w:r>
       <w:r>
         <w:t xml:space="preserve"> </w:t>
@@ -496,7 +496,7 @@
         <w:pStyle w:val="BodyText"/>
       </w:pPr>
       <w:r>
-        <w:t xml:space="preserve">Jensen (2018) examined cases where becoming complicit through delegation is morally required—responsibility dilemmas where refusing to participate allows greater harm. This nuances the complicity literature: sometimes delegating or accepting delegation represents the lesser evil, showing moral evaluation cannot be determined solely by responsibility distribution but depends on comparative outcomes. Mellema (2016) provided a taxonomy of complicity modes drawing on Aquinas: commanding, counseling, consenting, provoking, praising, concealing, participating, silence, and defending. Delegation involves multiple forms simultaneously (commanding, consenting, participating), generating different responsibility relationships depending on how delegation is structured.</w:t>
+        <w:t xml:space="preserve">Jensen (2020) examined cases where becoming complicit through delegation is morally required—responsibility dilemmas where refusing to participate allows greater harm. This nuances the complicity literature: sometimes delegating or accepting delegation represents the lesser evil, showing moral evaluation cannot be determined solely by responsibility distribution but depends on comparative outcomes. Mellema (2016) provided a taxonomy of complicity modes drawing on Aquinas: commanding, counseling, consenting, provoking, praising, concealing, participating, silence, and defending. Delegation involves multiple forms simultaneously (commanding, consenting, participating), generating different responsibility relationships depending on how delegation is structured.</w:t>
       </w:r>
     </w:p>
     <w:p>
@@ -568,7 +568,7 @@
         <w:pStyle w:val="BodyText"/>
       </w:pPr>
       <w:r>
-        <w:t xml:space="preserve">Van der Deijl (2022) sharpens this analysis by distinguishing quality-meaningfulness (work good for the worker—autonomous, engaging, using skills) from significance-meaningfulness (work good for others—making valuable contributions). These dimensions can come apart: assembly line work may have high significance but low quality; an absorbing personal hobby may have high quality but low significance. This distinction directly addresses the delegation question. Personal DIY projects may preserve quality-meaningfulness through autonomous skill exercise while forfeiting significance-meaningfulness if outcomes serve only oneself. Conversely, delegation may preserve contributive value while sacrificing developmental engagement.</w:t>
+        <w:t xml:space="preserve">Van der Deijl (2024) sharpens this analysis by distinguishing quality-meaningfulness (work good for the worker—autonomous, engaging, using skills) from significance-meaningfulness (work good for others—making valuable contributions). These dimensions can come apart: assembly line work may have high significance but low quality; an absorbing personal hobby may have high quality but low significance. This distinction directly addresses the delegation question. Personal DIY projects may preserve quality-meaningfulness through autonomous skill exercise while forfeiting significance-meaningfulness if outcomes serve only oneself. Conversely, delegation may preserve contributive value while sacrificing developmental engagement.</w:t>
       </w:r>
     </w:p>
     <w:p>
@@ -635,7 +635,7 @@
         <w:pStyle w:val="BodyText"/>
       </w:pPr>
       <w:r>
-        <w:t xml:space="preserve">Defenders of the skill model address these challenges by emphasizing the role of practical wisdom (phronesis) and internal motivation. Krettenauer and Stichter (2023) integrate skill development with self-regulation theory, arguing that virtue acquisition requires deliberate practice motivated by moral identity goals. Practice succeeds in developing virtue only when sustained by internal commitment to being a moral person. This suggests you cannot outsource the motivational work needed for character formation—virtue development requires self-motivated engagement with moral challenges. Sanderse (2018) argues that Aristotelian habituation continues throughout life, not just childhood. Adult virtue requires ongoing wisdom-guided practice where agents confirm and deepen virtuous habits through continued action. If habituation is lifelong, doing things yourself may remain important for maintaining and developing virtue even in mature agents.</w:t>
+        <w:t xml:space="preserve">Defenders of the skill model address these challenges by emphasizing the role of practical wisdom (phronesis) and internal motivation. Krettenauer and Stichter (2023) integrate skill development with self-regulation theory, arguing that virtue acquisition requires deliberate practice motivated by moral identity goals. Practice succeeds in developing virtue only when sustained by internal commitment to being a moral person. This suggests you cannot outsource the motivational work needed for character formation—virtue development requires self-motivated engagement with moral challenges. Sanderse (2020) argues that Aristotelian habituation continues throughout life, not just childhood. Adult virtue requires ongoing wisdom-guided practice where agents confirm and deepen virtuous habits through continued action. If habituation is lifelong, doing things yourself may remain important for maintaining and developing virtue even in mature agents.</w:t>
       </w:r>
     </w:p>
     <w:p>
@@ -783,7 +783,7 @@
         <w:t xml:space="preserve"> </w:t>
       </w:r>
       <w:r>
-        <w:t xml:space="preserve">occurs because success creates ambiguity about who deserves credit. People become poorly calibrated about their actual abilities when they rely on external help, developing illusions of self-sufficiency. Similarly, Scharrer et al. (2016) identify how science popularization creates</w:t>
+        <w:t xml:space="preserve">occurs because success creates ambiguity about who deserves credit. People become poorly calibrated about their actual abilities when they rely on external help, developing illusions of self-sufficiency. Similarly, Scharrer et al. (2017) identify how science popularization creates</w:t>
       </w:r>
       <w:r>
         <w:t xml:space="preserve"> </w:t>
@@ -812,7 +812,7 @@
         <w:pStyle w:val="BodyText"/>
       </w:pPr>
       <w:r>
-        <w:t xml:space="preserve">The strongest critique comes from Buzzell and Rini’s (2022) analysis showing that</w:t>
+        <w:t xml:space="preserve">The strongest critique comes from Buzzell and Rini’s (2023) analysis showing that</w:t>
       </w:r>
       <w:r>
         <w:t xml:space="preserve"> </w:t>
@@ -858,7 +858,7 @@
         <w:pStyle w:val="BodyText"/>
       </w:pPr>
       <w:r>
-        <w:t xml:space="preserve">The tension between individual and social dimensions runs deeper. Taylor’s (1992) authenticity requires engagement with horizons of significance that are inter-subjective rather than purely personal. Kandiyali (2020) argues that for Marx, unalienated production essentially involves producing for others who appreciate one’s work—purely solitary DIY may fail to realize work’s full value because it lacks the social dimension of mutual recognition. Yet autonomy and authenticity theories typically emphasize individual agency and self-direction. If meaningful productive activity requires social contribution and recognition, then personal DIY projects serving only oneself may preserve autonomy and authenticity while forfeiting significance-meaningfulness (van der Deijl 2022).</w:t>
+        <w:t xml:space="preserve">The tension between individual and social dimensions runs deeper. Taylor’s (1992) authenticity requires engagement with horizons of significance that are inter-subjective rather than purely personal. Kandiyali (2020) argues that for Marx, unalienated production essentially involves producing for others who appreciate one’s work—purely solitary DIY may fail to realize work’s full value because it lacks the social dimension of mutual recognition. Yet autonomy and authenticity theories typically emphasize individual agency and self-direction. If meaningful productive activity requires social contribution and recognition, then personal DIY projects serving only oneself may preserve autonomy and authenticity while forfeiting significance-meaningfulness (van der Deijl 2024).</w:t>
       </w:r>
     </w:p>
     <w:p>
@@ -952,7 +952,7 @@
         <w:pStyle w:val="BodyText"/>
       </w:pPr>
       <w:r>
-        <w:t xml:space="preserve">Celentano’s (2023) contributive justice framework shows that automation’s impact on meaningful work depends on how it is designed and distributed. Wholesale automation eliminating meaningful work opportunities threatens justice even with income maintenance. However, strategic automation that frees people for more meaningful work overall may be preferable to unequal access to engaging tasks. The moral question is not</w:t>
+        <w:t xml:space="preserve">Celentano’s (2024) contributive justice framework shows that automation’s impact on meaningful work depends on how it is designed and distributed. Wholesale automation eliminating meaningful work opportunities threatens justice even with income maintenance. However, strategic automation that frees people for more meaningful work overall may be preferable to unequal access to engaging tasks. The moral question is not</w:t>
       </w:r>
       <w:r>
         <w:t xml:space="preserve"> </w:t>
@@ -1039,15 +1039,15 @@
         <w:pStyle w:val="BodyText"/>
       </w:pPr>
       <w:r>
-        <w:t xml:space="preserve">The case for DIY’s distinctive moral value rests on three main pillars. First, autonomy and authenticity considerations suggest that doing things yourself preserves essential connections between reflective will and action execution. Frankfurt (1971) established that autonomous action requires alignment between higher-order endorsement and effective desires, while Garnett (2023) argues that systematic practical deference constitutes a form of interpersonal rule that compromises self-authorship. Mogensen (2015) reveals that resistance to moral testimony stems from authenticity ideals—we value forming beliefs ourselves because authentic agency requires that commitments originate in us. Second, virtue-as-skill theories suggest that character development requires personal practice. Annas (2011) argues that virtues develop through repeated practice guided by understanding, just as skills do, while Krettenauer and Stichter (2023) show how self-motivated practice is necessary for virtue acquisition. Third, alienation and meaningful work theories emphasize process goods: Jaeggi (2014) characterizes alienation as inability to appropriate one’s activities, while Veltman (2016) identifies autonomy and skill exercise as intrinsic work goods beyond social contribution.</w:t>
-      </w:r>
-    </w:p>
-    <w:p>
-      <w:pPr>
-        <w:pStyle w:val="BodyText"/>
-      </w:pPr>
-      <w:r>
-        <w:t xml:space="preserve">However, these arguments face substantial challenges. Relational autonomy theories fundamentally question self-reliance as an ideal. Mackenzie and Stoljar (2000) established that autonomy may be constituted through rather than despite social relationships, while Westlund (2009) argues that autonomy requires dialogical accountability to others rather than independence. Khader (2020) warns that under oppressive conditions, self-reliance may preserve autonomy when social support is unreliable—but Humphries (2025) defends that recognizing genuine constraints on autonomy is realistic rather than paternalistic. Division of cognitive labor arguments demonstrate that epistemic self-reliance is often impossible and irresponsible. Kitcher (1990) showed that scientific progress depends on specialization, while Buzzell and Rini (2022) reveal that</w:t>
+        <w:t xml:space="preserve">The case for DIY’s distinctive moral value rests on three main pillars. First, autonomy and authenticity considerations suggest that doing things yourself preserves essential connections between reflective will and action execution. Frankfurt (1971) established that autonomous action requires alignment between higher-order endorsement and effective desires, while Garnett (2023) argues that systematic practical deference constitutes a form of interpersonal rule that compromises self-authorship. Mogensen (2017) reveals that resistance to moral testimony stems from authenticity ideals—we value forming beliefs ourselves because authentic agency requires that commitments originate in us. Second, virtue-as-skill theories suggest that character development requires personal practice. Annas (2011) argues that virtues develop through repeated practice guided by understanding, just as skills do, while Krettenauer and Stichter (2023) show how self-motivated practice is necessary for virtue acquisition. Third, alienation and meaningful work theories emphasize process goods: Jaeggi (2014) characterizes alienation as inability to appropriate one’s activities, while Veltman (2016) identifies autonomy and skill exercise as intrinsic work goods beyond social contribution.</w:t>
+      </w:r>
+    </w:p>
+    <w:p>
+      <w:pPr>
+        <w:pStyle w:val="BodyText"/>
+      </w:pPr>
+      <w:r>
+        <w:t xml:space="preserve">However, these arguments face substantial challenges. Relational autonomy theories fundamentally question self-reliance as an ideal. Mackenzie and Stoljar (2000) established that autonomy may be constituted through rather than despite social relationships, while Westlund (2009) argues that autonomy requires dialogical accountability to others rather than independence. Khader (2020) warns that under oppressive conditions, self-reliance may preserve autonomy when social support is unreliable—but Humphries (2025) defends that recognizing genuine constraints on autonomy is realistic rather than paternalistic. Division of cognitive labor arguments demonstrate that epistemic self-reliance is often impossible and irresponsible. Kitcher (1990) showed that scientific progress depends on specialization, while Buzzell and Rini (2023) reveal that</w:t>
       </w:r>
       <w:r>
         <w:t xml:space="preserve"> </w:t>
@@ -1059,7 +1059,7 @@
         <w:t xml:space="preserve"> </w:t>
       </w:r>
       <w:r>
-        <w:t xml:space="preserve">leads to misinformation when cognitive limitations meet information overload. Carter (2017) argues that intellectual autonomy requires appropriate delegation while maintaining self-direction, not cognitive isolation.</w:t>
+        <w:t xml:space="preserve">leads to misinformation when cognitive limitations meet information overload. Carter (2020) argues that intellectual autonomy requires appropriate delegation while maintaining self-direction, not cognitive isolation.</w:t>
       </w:r>
     </w:p>
     <w:p>
@@ -1123,7 +1123,7 @@
         <w:t xml:space="preserve">process-versus-outcome tension</w:t>
       </w:r>
       <w:r>
-        <w:t xml:space="preserve">: whether activities have value independent of products (Jaeggi 2014, Turner 2022 on intellectual perseverance) or whether process-value ultimately reduces to outcome-value (Muirhead 2007 prioritizing social contribution; van der Deijl 2022 distinguishing quality from significance). Fourth, the</w:t>
+        <w:t xml:space="preserve">: whether activities have value independent of products (Jaeggi 2014, Turner 2022 on intellectual perseverance) or whether process-value ultimately reduces to outcome-value (Muirhead 2007 prioritizing social contribution; van der Deijl 2024 distinguishing quality from significance). Fourth, the</w:t>
       </w:r>
       <w:r>
         <w:t xml:space="preserve"> </w:t>
@@ -1136,15 +1136,15 @@
         <w:t xml:space="preserve">generality-versus-context tension</w:t>
       </w:r>
       <w:r>
-        <w:t xml:space="preserve">: whether systematic claims about DIY’s moral value are possible (Annas 2011’s general virtue-as-skill model) or whether everything depends on domain-specific features (Khader 2020 on oppressive conditions; Alexander et al. 2015 showing division of labor benefits are conditional; Celentano 2023 on automation context).</w:t>
-      </w:r>
-    </w:p>
-    <w:p>
-      <w:pPr>
-        <w:pStyle w:val="BodyText"/>
-      </w:pPr>
-      <w:r>
-        <w:t xml:space="preserve">Extended mind theory initially appeared to dissolve DIY questions by showing tools extend rather than replace the self (Clark and Chalmers 1998). However, Wheeler (2018) identifies how smart technologies with autonomous AI resist the transparency traditional tools provide, while Carter (2018) argues excessive cognitive offloading threatens intellectual autonomy by undermining freedom to achieve independently. Britten-Neish (2025) defends cognitive offloading as genuine action when embedded in appropriate teleological structures, yet the moral significance of tool integration versus human delegation remains contested.</w:t>
+        <w:t xml:space="preserve">: whether systematic claims about DIY’s moral value are possible (Annas 2011’s general virtue-as-skill model) or whether everything depends on domain-specific features (Khader 2020 on oppressive conditions; Alexander et al. 2015 showing division of labor benefits are conditional; Celentano 2024 on automation context).</w:t>
+      </w:r>
+    </w:p>
+    <w:p>
+      <w:pPr>
+        <w:pStyle w:val="BodyText"/>
+      </w:pPr>
+      <w:r>
+        <w:t xml:space="preserve">Extended mind theory initially appeared to dissolve DIY questions by showing tools extend rather than replace the self (Clark and Chalmers 1998). However, Wheeler (2019) identifies how smart technologies with autonomous AI resist the transparency traditional tools provide, while Carter (2018) argues excessive cognitive offloading threatens intellectual autonomy by undermining freedom to achieve independently. Britten-Neish (2025) defends cognitive offloading as genuine action when embedded in appropriate teleological structures, yet the moral significance of tool integration versus human delegation remains contested.</w:t>
       </w:r>
     </w:p>
     <w:p>
@@ -1160,7 +1160,7 @@
         <w:pStyle w:val="BodyText"/>
       </w:pPr>
       <w:r>
-        <w:t xml:space="preserve">Meaningful work theories reveal that not all process-value arguments succeed. Van der Deijl (2022) distinguishes quality-meaningfulness (good for worker—autonomous, engaging) from significance-meaningfulness (good for others—valuable contribution), showing these can come apart. Personal DIY projects may preserve quality while forfeiting significance; conversely, delegation may preserve contributive value while sacrificing developmental value. Kandiyali (2020) argues unalienated production essentially involves producing for others who appreciate one’s work, suggesting purely solitary DIY may fail to realize work’s full value. Corbin and Flenady (2024) reveal that contemporary expectations that all work be meaningful can alienate workers—perhaps not all tasks require personal engagement.</w:t>
+        <w:t xml:space="preserve">Meaningful work theories reveal that not all process-value arguments succeed. Van der Deijl (2024) distinguishes quality-meaningfulness (good for worker—autonomous, engaging) from significance-meaningfulness (good for others—valuable contribution), showing these can come apart. Personal DIY projects may preserve quality while forfeiting significance; conversely, delegation may preserve contributive value while sacrificing developmental value. Kandiyali (2020) argues unalienated production essentially involves producing for others who appreciate one’s work, suggesting purely solitary DIY may fail to realize work’s full value. Corbin and Flenady (2024) reveal that contemporary expectations that all work be meaningful can alienate workers—perhaps not all tasks require personal engagement.</w:t>
       </w:r>
     </w:p>
     <w:p>
@@ -1192,7 +1192,7 @@
         <w:t xml:space="preserve"> </w:t>
       </w:r>
       <w:r>
-        <w:t xml:space="preserve">The answer appears to be multidimensional rather than unified. Different values—autonomy, authenticity, virtue, social contribution, recognition—may point in different directions depending on context. Doing things yourself may preserve autonomy in oppressive conditions where social support is unreliable (Khader 2020), yet undermine autonomy in complex epistemic domains where expert reliance is necessary (Buzzell and Rini 2022, Nguyen 2018). Personal execution may be constitutive of virtue development through skill practice (Annas 2011), yet skills’ brittleness and narrow applicability (Kilov 2023) question whether this builds robust character. DIY activities may enable appropriation and prevent alienation (Jaeggi 2014), yet forfeit the social recognition and contribution that Marx identifies as essential to unalienated labor (Kandiyali 2020).</w:t>
+        <w:t xml:space="preserve">The answer appears to be multidimensional rather than unified. Different values—autonomy, authenticity, virtue, social contribution, recognition—may point in different directions depending on context. Doing things yourself may preserve autonomy in oppressive conditions where social support is unreliable (Khader 2020), yet undermine autonomy in complex epistemic domains where expert reliance is necessary (Buzzell and Rini 2023, Nguyen 2020). Personal execution may be constitutive of virtue development through skill practice (Annas 2011), yet skills’ brittleness and narrow applicability (Kilov 2023) question whether this builds robust character. DIY activities may enable appropriation and prevent alienation (Jaeggi 2014), yet forfeit the social recognition and contribution that Marx identifies as essential to unalienated labor (Kandiyali 2020).</w:t>
       </w:r>
     </w:p>
     <w:p>
@@ -1234,15 +1234,15 @@
         <w:pStyle w:val="BodyText"/>
       </w:pPr>
       <w:r>
-        <w:t xml:space="preserve">This question has become increasingly urgent as technological and economic changes reshape the landscape of agency. Artificial intelligence enables unprecedented cognitive offloading, from memory augmentation to decision support (Clark and Chalmers 1998; Wheeler 2018). The gig economy makes delegation of household and personal tasks frictionless and affordable. Meanwhile, scientific knowledge has become so specialized that epistemic self-reliance appears not merely difficult but literally impossible (Kitcher 1990; Buzzell and Rini 2022). These developments force us to confront what, if anything, is lost when we outsource activities that previous generations performed themselves.</w:t>
-      </w:r>
-    </w:p>
-    <w:p>
-      <w:pPr>
-        <w:pStyle w:val="BodyText"/>
-      </w:pPr>
-      <w:r>
-        <w:t xml:space="preserve">Yet philosophical resources for addressing the moral value of doing things yourself remain fragmented. Autonomy theory addresses when agents act freely but says less about whether the physical execution of action matters for autonomous agency (Frankfurt 1971; Garnett 2023). Authenticity theory emphasizes self-authorship through choice but struggles to explain whether delegating tasks undermines genuine self-expression (Taylor 1992; Mogensen 2015). Virtue ethics suggests character develops through practice, but whether virtues require personal performance or can be cultivated through well-chosen delegation remains contested (Annas 2011; Schuster 2023). Meanwhile, relational autonomy theorists challenge whether self-sufficiency is even desirable, arguing that autonomy develops through rather than despite interdependence (Mackenzie and Stoljar 2000; Westlund 2009).</w:t>
+        <w:t xml:space="preserve">This question has become increasingly urgent as technological and economic changes reshape the landscape of agency. Artificial intelligence enables unprecedented cognitive offloading, from memory augmentation to decision support (Clark and Chalmers 1998; Wheeler 2019). The gig economy makes delegation of household and personal tasks frictionless and affordable. Meanwhile, scientific knowledge has become so specialized that epistemic self-reliance appears not merely difficult but literally impossible (Kitcher 1990; Buzzell and Rini 2023). These developments force us to confront what, if anything, is lost when we outsource activities that previous generations performed themselves.</w:t>
+      </w:r>
+    </w:p>
+    <w:p>
+      <w:pPr>
+        <w:pStyle w:val="BodyText"/>
+      </w:pPr>
+      <w:r>
+        <w:t xml:space="preserve">Yet philosophical resources for addressing the moral value of doing things yourself remain fragmented. Autonomy theory addresses when agents act freely but says less about whether the physical execution of action matters for autonomous agency (Frankfurt 1971; Garnett 2023). Authenticity theory emphasizes self-authorship through choice but struggles to explain whether delegating tasks undermines genuine self-expression (Taylor 1992; Mogensen 2017). Virtue ethics suggests character develops through practice, but whether virtues require personal performance or can be cultivated through well-chosen delegation remains contested (Annas 2011; Schuster 2023). Meanwhile, relational autonomy theorists challenge whether self-sufficiency is even desirable, arguing that autonomy develops through rather than despite interdependence (Mackenzie and Stoljar 2000; Westlund 2009).</w:t>
       </w:r>
     </w:p>
     <w:p>
@@ -1612,7 +1612,7 @@
         <w:pStyle w:val="BodyText"/>
       </w:pPr>
       <w:r>
-        <w:t xml:space="preserve">Buzzell, Andrew, and Regina Rini. 2022.</w:t>
+        <w:t xml:space="preserve">Buzzell, Andrew, and Regina Rini. 2023.</w:t>
       </w:r>
       <w:r>
         <w:t xml:space="preserve"> </w:t>
@@ -1642,7 +1642,7 @@
         <w:pStyle w:val="BodyText"/>
       </w:pPr>
       <w:r>
-        <w:t xml:space="preserve">Carter, J. Adam. 2017.</w:t>
+        <w:t xml:space="preserve">Carter, J. Adam. 2020.</w:t>
       </w:r>
       <w:r>
         <w:t xml:space="preserve"> </w:t>
@@ -1702,7 +1702,7 @@
         <w:pStyle w:val="BodyText"/>
       </w:pPr>
       <w:r>
-        <w:t xml:space="preserve">Celentano, Denise. 2023.</w:t>
+        <w:t xml:space="preserve">Celentano, Denise. 2024.</w:t>
       </w:r>
       <w:r>
         <w:t xml:space="preserve"> </w:t>
@@ -2029,7 +2029,7 @@
         <w:pStyle w:val="BodyText"/>
       </w:pPr>
       <w:r>
-        <w:t xml:space="preserve">Jensen, Morten Højer. 2018.</w:t>
+        <w:t xml:space="preserve">Jensen, Morten Højer. 2020.</w:t>
       </w:r>
       <w:r>
         <w:t xml:space="preserve"> </w:t>
@@ -2344,7 +2344,7 @@
         <w:pStyle w:val="BodyText"/>
       </w:pPr>
       <w:r>
-        <w:t xml:space="preserve">Mogensen, Andreas L. 2015.</w:t>
+        <w:t xml:space="preserve">Mogensen, Andreas L. 2017.</w:t>
       </w:r>
       <w:r>
         <w:t xml:space="preserve"> </w:t>
@@ -2425,13 +2425,354 @@
         <w:pStyle w:val="BodyText"/>
       </w:pPr>
       <w:r>
+        <w:t xml:space="preserve">Nguyen, C. Thi. 2020.</w:t>
+      </w:r>
+      <w:r>
+        <w:t xml:space="preserve"> </w:t>
+      </w:r>
+      <w:r>
+        <w:t xml:space="preserve">“Cognitive Islands and Runaway Echo Chambers: Problems for Epistemic Dependence on Experts.”</w:t>
+      </w:r>
+      <w:r>
+        <w:t xml:space="preserve"> </w:t>
+      </w:r>
+      <w:r>
+        <w:rPr>
+          <w:i/>
+          <w:iCs/>
+        </w:rPr>
+        <w:t xml:space="preserve">Synthese</w:t>
+      </w:r>
+      <w:r>
+        <w:t xml:space="preserve"> </w:t>
+      </w:r>
+      <w:r>
+        <w:t xml:space="preserve">197 (7): 2803–2821. https://doi.org/10.1007/s11229-018-1692-0</w:t>
+      </w:r>
+    </w:p>
+    <w:p>
+      <w:pPr>
+        <w:pStyle w:val="BodyText"/>
+      </w:pPr>
+      <w:r>
         <w:t xml:space="preserve">Nguyen, C. Thi. 2018.</w:t>
       </w:r>
       <w:r>
         <w:t xml:space="preserve"> </w:t>
       </w:r>
       <w:r>
-        <w:t xml:space="preserve">“Cognitive Islands and Runaway Echo Chambers: Problems for Epistemic Dependence on Experts.”</w:t>
+        <w:t xml:space="preserve">“Expertise and the Fragmentation of Intellectual Autonomy.”</w:t>
+      </w:r>
+      <w:r>
+        <w:t xml:space="preserve"> </w:t>
+      </w:r>
+      <w:r>
+        <w:t xml:space="preserve">PhilPapers.</w:t>
+      </w:r>
+    </w:p>
+    <w:p>
+      <w:pPr>
+        <w:pStyle w:val="BodyText"/>
+      </w:pPr>
+      <w:r>
+        <w:t xml:space="preserve">Rodríguez Apólito, Maite. 2024.</w:t>
+      </w:r>
+      <w:r>
+        <w:t xml:space="preserve"> </w:t>
+      </w:r>
+      <w:r>
+        <w:t xml:space="preserve">“Against Authenticity: Autonomy and Oppressive Circumstances.”</w:t>
+      </w:r>
+      <w:r>
+        <w:t xml:space="preserve"> </w:t>
+      </w:r>
+      <w:r>
+        <w:rPr>
+          <w:i/>
+          <w:iCs/>
+        </w:rPr>
+        <w:t xml:space="preserve">Philosophy &amp; Social Criticism</w:t>
+      </w:r>
+      <w:r>
+        <w:t xml:space="preserve"> </w:t>
+      </w:r>
+      <w:r>
+        <w:t xml:space="preserve">50 (5): 803–822. https://doi.org/10.1177/01914537221133485</w:t>
+      </w:r>
+    </w:p>
+    <w:p>
+      <w:pPr>
+        <w:pStyle w:val="BodyText"/>
+      </w:pPr>
+      <w:r>
+        <w:t xml:space="preserve">Sanderse, Wouter. 2020.</w:t>
+      </w:r>
+      <w:r>
+        <w:t xml:space="preserve"> </w:t>
+      </w:r>
+      <w:r>
+        <w:t xml:space="preserve">“Does Aristotle believe that habituation is only for children?”</w:t>
+      </w:r>
+      <w:r>
+        <w:t xml:space="preserve"> </w:t>
+      </w:r>
+      <w:r>
+        <w:rPr>
+          <w:i/>
+          <w:iCs/>
+        </w:rPr>
+        <w:t xml:space="preserve">Journal of Moral Education</w:t>
+      </w:r>
+      <w:r>
+        <w:t xml:space="preserve"> </w:t>
+      </w:r>
+      <w:r>
+        <w:t xml:space="preserve">49 (1): 98–110. https://doi.org/10.1080/03057240.2018.1497952</w:t>
+      </w:r>
+    </w:p>
+    <w:p>
+      <w:pPr>
+        <w:pStyle w:val="BodyText"/>
+      </w:pPr>
+      <w:r>
+        <w:t xml:space="preserve">Sayers, Sean. 2005.</w:t>
+      </w:r>
+      <w:r>
+        <w:t xml:space="preserve"> </w:t>
+      </w:r>
+      <w:r>
+        <w:t xml:space="preserve">“Why Work? Marx and Human Nature.”</w:t>
+      </w:r>
+      <w:r>
+        <w:t xml:space="preserve"> </w:t>
+      </w:r>
+      <w:r>
+        <w:rPr>
+          <w:i/>
+          <w:iCs/>
+        </w:rPr>
+        <w:t xml:space="preserve">Science &amp; Society</w:t>
+      </w:r>
+      <w:r>
+        <w:t xml:space="preserve"> </w:t>
+      </w:r>
+      <w:r>
+        <w:t xml:space="preserve">69 (4): 606–616. https://doi.org/10.1521/siso.2005.69.4.606</w:t>
+      </w:r>
+    </w:p>
+    <w:p>
+      <w:pPr>
+        <w:pStyle w:val="BodyText"/>
+      </w:pPr>
+      <w:r>
+        <w:t xml:space="preserve">Scharrer, Lisa, Yvonne Rupieper, Marc Stadtler, and Rainer Bromme. 2017.</w:t>
+      </w:r>
+      <w:r>
+        <w:t xml:space="preserve"> </w:t>
+      </w:r>
+      <w:r>
+        <w:t xml:space="preserve">“When Science Becomes Too Easy: Science Popularization Inclines Laypeople to Underrate Their Dependence on Experts.”</w:t>
+      </w:r>
+      <w:r>
+        <w:t xml:space="preserve"> </w:t>
+      </w:r>
+      <w:r>
+        <w:rPr>
+          <w:i/>
+          <w:iCs/>
+        </w:rPr>
+        <w:t xml:space="preserve">Public Understanding of Science</w:t>
+      </w:r>
+      <w:r>
+        <w:t xml:space="preserve"> </w:t>
+      </w:r>
+      <w:r>
+        <w:t xml:space="preserve">26 (8): 1003–1018. https://doi.org/10.1177/0963662516680311</w:t>
+      </w:r>
+    </w:p>
+    <w:p>
+      <w:pPr>
+        <w:pStyle w:val="BodyText"/>
+      </w:pPr>
+      <w:r>
+        <w:t xml:space="preserve">Schmitz, Chris, and Joanna Bryson. 2025.</w:t>
+      </w:r>
+      <w:r>
+        <w:t xml:space="preserve"> </w:t>
+      </w:r>
+      <w:r>
+        <w:t xml:space="preserve">“A Moral Agency Framework for Legitimate Integration of AI in Bureaucracies.”</w:t>
+      </w:r>
+      <w:r>
+        <w:t xml:space="preserve"> </w:t>
+      </w:r>
+      <w:r>
+        <w:rPr>
+          <w:i/>
+          <w:iCs/>
+        </w:rPr>
+        <w:t xml:space="preserve">ArXiv</w:t>
+      </w:r>
+      <w:r>
+        <w:t xml:space="preserve"> </w:t>
+      </w:r>
+      <w:r>
+        <w:t xml:space="preserve">abs/2508.08231. https://doi.org/10.48550/arXiv.2508.08231</w:t>
+      </w:r>
+    </w:p>
+    <w:p>
+      <w:pPr>
+        <w:pStyle w:val="BodyText"/>
+      </w:pPr>
+      <w:r>
+        <w:t xml:space="preserve">Schuster, Nicholas C. 2023.</w:t>
+      </w:r>
+      <w:r>
+        <w:t xml:space="preserve"> </w:t>
+      </w:r>
+      <w:r>
+        <w:t xml:space="preserve">“The Skill Model: A Dilemma for Virtue Ethics.”</w:t>
+      </w:r>
+      <w:r>
+        <w:t xml:space="preserve"> </w:t>
+      </w:r>
+      <w:r>
+        <w:rPr>
+          <w:i/>
+          <w:iCs/>
+        </w:rPr>
+        <w:t xml:space="preserve">Ethical Theory and Moral Practice</w:t>
+      </w:r>
+      <w:r>
+        <w:t xml:space="preserve"> </w:t>
+      </w:r>
+      <w:r>
+        <w:t xml:space="preserve">26 (3): 447–461. https://doi.org/10.1007/s10677-023-10380-6</w:t>
+      </w:r>
+    </w:p>
+    <w:p>
+      <w:pPr>
+        <w:pStyle w:val="BodyText"/>
+      </w:pPr>
+      <w:r>
+        <w:t xml:space="preserve">Schwartz, Adina. 1982.</w:t>
+      </w:r>
+      <w:r>
+        <w:t xml:space="preserve"> </w:t>
+      </w:r>
+      <w:r>
+        <w:t xml:space="preserve">“Meaningful Work.”</w:t>
+      </w:r>
+      <w:r>
+        <w:t xml:space="preserve"> </w:t>
+      </w:r>
+      <w:r>
+        <w:rPr>
+          <w:i/>
+          <w:iCs/>
+        </w:rPr>
+        <w:t xml:space="preserve">Ethics</w:t>
+      </w:r>
+      <w:r>
+        <w:t xml:space="preserve"> </w:t>
+      </w:r>
+      <w:r>
+        <w:t xml:space="preserve">92 (4): 634–646. https://doi.org/10.1086/292378</w:t>
+      </w:r>
+    </w:p>
+    <w:p>
+      <w:pPr>
+        <w:pStyle w:val="BodyText"/>
+      </w:pPr>
+      <w:r>
+        <w:t xml:space="preserve">Stichter, Matt. 2011.</w:t>
+      </w:r>
+      <w:r>
+        <w:t xml:space="preserve"> </w:t>
+      </w:r>
+      <w:r>
+        <w:t xml:space="preserve">“Virtues, Skills, and Right Action.”</w:t>
+      </w:r>
+      <w:r>
+        <w:t xml:space="preserve"> </w:t>
+      </w:r>
+      <w:r>
+        <w:rPr>
+          <w:i/>
+          <w:iCs/>
+        </w:rPr>
+        <w:t xml:space="preserve">Ethical Theory and Moral Practice</w:t>
+      </w:r>
+      <w:r>
+        <w:t xml:space="preserve"> </w:t>
+      </w:r>
+      <w:r>
+        <w:t xml:space="preserve">14 (1): 73–86. https://doi.org/10.1007/s10677-009-9200-6</w:t>
+      </w:r>
+    </w:p>
+    <w:p>
+      <w:pPr>
+        <w:pStyle w:val="BodyText"/>
+      </w:pPr>
+      <w:r>
+        <w:t xml:space="preserve">Stoljar, Natalie. 2000.</w:t>
+      </w:r>
+      <w:r>
+        <w:t xml:space="preserve"> </w:t>
+      </w:r>
+      <w:r>
+        <w:t xml:space="preserve">“Autonomy and the Feminist Intuition.”</w:t>
+      </w:r>
+      <w:r>
+        <w:t xml:space="preserve"> </w:t>
+      </w:r>
+      <w:r>
+        <w:rPr>
+          <w:i/>
+          <w:iCs/>
+        </w:rPr>
+        <w:t xml:space="preserve">Analyse &amp; Kritik</w:t>
+      </w:r>
+      <w:r>
+        <w:t xml:space="preserve"> </w:t>
+      </w:r>
+      <w:r>
+        <w:t xml:space="preserve">22 (2): 145–168. https://doi.org/10.1515/auk-2000-0201</w:t>
+      </w:r>
+    </w:p>
+    <w:p>
+      <w:pPr>
+        <w:pStyle w:val="BodyText"/>
+      </w:pPr>
+      <w:r>
+        <w:t xml:space="preserve">Taylor, Charles. 1992.</w:t>
+      </w:r>
+      <w:r>
+        <w:t xml:space="preserve"> </w:t>
+      </w:r>
+      <w:r>
+        <w:rPr>
+          <w:i/>
+          <w:iCs/>
+        </w:rPr>
+        <w:t xml:space="preserve">The Ethics of Authenticity</w:t>
+      </w:r>
+      <w:r>
+        <w:t xml:space="preserve">. Harvard University Press. https://doi.org/10.4159/9780674237117</w:t>
+      </w:r>
+    </w:p>
+    <w:p>
+      <w:pPr>
+        <w:pStyle w:val="BodyText"/>
+      </w:pPr>
+      <w:r>
+        <w:t xml:space="preserve">Turner, Cody. 2022.</w:t>
+      </w:r>
+      <w:r>
+        <w:t xml:space="preserve"> </w:t>
+      </w:r>
+      <w:r>
+        <w:t xml:space="preserve">“Neuromedia, cognitive offloading, and intellectual perseverance.”</w:t>
       </w:r>
       <w:r>
         <w:t xml:space="preserve"> </w:t>
@@ -2447,347 +2788,6 @@
         <w:t xml:space="preserve"> </w:t>
       </w:r>
       <w:r>
-        <w:t xml:space="preserve">197 (7): 2803–2821. https://doi.org/10.1007/s11229-018-1692-0</w:t>
-      </w:r>
-    </w:p>
-    <w:p>
-      <w:pPr>
-        <w:pStyle w:val="BodyText"/>
-      </w:pPr>
-      <w:r>
-        <w:t xml:space="preserve">Nguyen, C. Thi. 2018.</w:t>
-      </w:r>
-      <w:r>
-        <w:t xml:space="preserve"> </w:t>
-      </w:r>
-      <w:r>
-        <w:t xml:space="preserve">“Expertise and the Fragmentation of Intellectual Autonomy.”</w:t>
-      </w:r>
-      <w:r>
-        <w:t xml:space="preserve"> </w:t>
-      </w:r>
-      <w:r>
-        <w:t xml:space="preserve">PhilPapers.</w:t>
-      </w:r>
-    </w:p>
-    <w:p>
-      <w:pPr>
-        <w:pStyle w:val="BodyText"/>
-      </w:pPr>
-      <w:r>
-        <w:t xml:space="preserve">Rodríguez Apólito, Maite. 2022.</w:t>
-      </w:r>
-      <w:r>
-        <w:t xml:space="preserve"> </w:t>
-      </w:r>
-      <w:r>
-        <w:t xml:space="preserve">“Against Authenticity: Autonomy and Oppressive Circumstances.”</w:t>
-      </w:r>
-      <w:r>
-        <w:t xml:space="preserve"> </w:t>
-      </w:r>
-      <w:r>
-        <w:rPr>
-          <w:i/>
-          <w:iCs/>
-        </w:rPr>
-        <w:t xml:space="preserve">Philosophy &amp; Social Criticism</w:t>
-      </w:r>
-      <w:r>
-        <w:t xml:space="preserve"> </w:t>
-      </w:r>
-      <w:r>
-        <w:t xml:space="preserve">50 (5): 803–822. https://doi.org/10.1177/01914537221133485</w:t>
-      </w:r>
-    </w:p>
-    <w:p>
-      <w:pPr>
-        <w:pStyle w:val="BodyText"/>
-      </w:pPr>
-      <w:r>
-        <w:t xml:space="preserve">Sanderse, Wouter. 2018.</w:t>
-      </w:r>
-      <w:r>
-        <w:t xml:space="preserve"> </w:t>
-      </w:r>
-      <w:r>
-        <w:t xml:space="preserve">“Does Aristotle believe that habituation is only for children?”</w:t>
-      </w:r>
-      <w:r>
-        <w:t xml:space="preserve"> </w:t>
-      </w:r>
-      <w:r>
-        <w:rPr>
-          <w:i/>
-          <w:iCs/>
-        </w:rPr>
-        <w:t xml:space="preserve">Journal of Moral Education</w:t>
-      </w:r>
-      <w:r>
-        <w:t xml:space="preserve"> </w:t>
-      </w:r>
-      <w:r>
-        <w:t xml:space="preserve">49 (1): 98–110. https://doi.org/10.1080/03057240.2018.1497952</w:t>
-      </w:r>
-    </w:p>
-    <w:p>
-      <w:pPr>
-        <w:pStyle w:val="BodyText"/>
-      </w:pPr>
-      <w:r>
-        <w:t xml:space="preserve">Sayers, Sean. 2005.</w:t>
-      </w:r>
-      <w:r>
-        <w:t xml:space="preserve"> </w:t>
-      </w:r>
-      <w:r>
-        <w:t xml:space="preserve">“Why Work? Marx and Human Nature.”</w:t>
-      </w:r>
-      <w:r>
-        <w:t xml:space="preserve"> </w:t>
-      </w:r>
-      <w:r>
-        <w:rPr>
-          <w:i/>
-          <w:iCs/>
-        </w:rPr>
-        <w:t xml:space="preserve">Science &amp; Society</w:t>
-      </w:r>
-      <w:r>
-        <w:t xml:space="preserve"> </w:t>
-      </w:r>
-      <w:r>
-        <w:t xml:space="preserve">69 (4): 606–616. https://doi.org/10.1521/siso.2005.69.4.606</w:t>
-      </w:r>
-    </w:p>
-    <w:p>
-      <w:pPr>
-        <w:pStyle w:val="BodyText"/>
-      </w:pPr>
-      <w:r>
-        <w:t xml:space="preserve">Scharrer, Lisa, Yvonne Rupieper, Marc Stadtler, and Rainer Bromme. 2016.</w:t>
-      </w:r>
-      <w:r>
-        <w:t xml:space="preserve"> </w:t>
-      </w:r>
-      <w:r>
-        <w:t xml:space="preserve">“When Science Becomes Too Easy: Science Popularization Inclines Laypeople to Underrate Their Dependence on Experts.”</w:t>
-      </w:r>
-      <w:r>
-        <w:t xml:space="preserve"> </w:t>
-      </w:r>
-      <w:r>
-        <w:rPr>
-          <w:i/>
-          <w:iCs/>
-        </w:rPr>
-        <w:t xml:space="preserve">Public Understanding of Science</w:t>
-      </w:r>
-      <w:r>
-        <w:t xml:space="preserve"> </w:t>
-      </w:r>
-      <w:r>
-        <w:t xml:space="preserve">26 (8): 1003–1018. https://doi.org/10.1177/0963662516680311</w:t>
-      </w:r>
-    </w:p>
-    <w:p>
-      <w:pPr>
-        <w:pStyle w:val="BodyText"/>
-      </w:pPr>
-      <w:r>
-        <w:t xml:space="preserve">Schmitz, Chris, and Joanna Bryson. 2025.</w:t>
-      </w:r>
-      <w:r>
-        <w:t xml:space="preserve"> </w:t>
-      </w:r>
-      <w:r>
-        <w:t xml:space="preserve">“A Moral Agency Framework for Legitimate Integration of AI in Bureaucracies.”</w:t>
-      </w:r>
-      <w:r>
-        <w:t xml:space="preserve"> </w:t>
-      </w:r>
-      <w:r>
-        <w:rPr>
-          <w:i/>
-          <w:iCs/>
-        </w:rPr>
-        <w:t xml:space="preserve">ArXiv</w:t>
-      </w:r>
-      <w:r>
-        <w:t xml:space="preserve"> </w:t>
-      </w:r>
-      <w:r>
-        <w:t xml:space="preserve">abs/2508.08231. https://doi.org/10.48550/arXiv.2508.08231</w:t>
-      </w:r>
-    </w:p>
-    <w:p>
-      <w:pPr>
-        <w:pStyle w:val="BodyText"/>
-      </w:pPr>
-      <w:r>
-        <w:t xml:space="preserve">Schuster, Nicholas C. 2023.</w:t>
-      </w:r>
-      <w:r>
-        <w:t xml:space="preserve"> </w:t>
-      </w:r>
-      <w:r>
-        <w:t xml:space="preserve">“The Skill Model: A Dilemma for Virtue Ethics.”</w:t>
-      </w:r>
-      <w:r>
-        <w:t xml:space="preserve"> </w:t>
-      </w:r>
-      <w:r>
-        <w:rPr>
-          <w:i/>
-          <w:iCs/>
-        </w:rPr>
-        <w:t xml:space="preserve">Ethical Theory and Moral Practice</w:t>
-      </w:r>
-      <w:r>
-        <w:t xml:space="preserve"> </w:t>
-      </w:r>
-      <w:r>
-        <w:t xml:space="preserve">26 (3): 447–461. https://doi.org/10.1007/s10677-023-10380-6</w:t>
-      </w:r>
-    </w:p>
-    <w:p>
-      <w:pPr>
-        <w:pStyle w:val="BodyText"/>
-      </w:pPr>
-      <w:r>
-        <w:t xml:space="preserve">Schwartz, Adina. 1982.</w:t>
-      </w:r>
-      <w:r>
-        <w:t xml:space="preserve"> </w:t>
-      </w:r>
-      <w:r>
-        <w:t xml:space="preserve">“Meaningful Work.”</w:t>
-      </w:r>
-      <w:r>
-        <w:t xml:space="preserve"> </w:t>
-      </w:r>
-      <w:r>
-        <w:rPr>
-          <w:i/>
-          <w:iCs/>
-        </w:rPr>
-        <w:t xml:space="preserve">Ethics</w:t>
-      </w:r>
-      <w:r>
-        <w:t xml:space="preserve"> </w:t>
-      </w:r>
-      <w:r>
-        <w:t xml:space="preserve">92 (4): 634–646. https://doi.org/10.1086/292378</w:t>
-      </w:r>
-    </w:p>
-    <w:p>
-      <w:pPr>
-        <w:pStyle w:val="BodyText"/>
-      </w:pPr>
-      <w:r>
-        <w:t xml:space="preserve">Stichter, Matt. 2011.</w:t>
-      </w:r>
-      <w:r>
-        <w:t xml:space="preserve"> </w:t>
-      </w:r>
-      <w:r>
-        <w:t xml:space="preserve">“Virtues, Skills, and Right Action.”</w:t>
-      </w:r>
-      <w:r>
-        <w:t xml:space="preserve"> </w:t>
-      </w:r>
-      <w:r>
-        <w:rPr>
-          <w:i/>
-          <w:iCs/>
-        </w:rPr>
-        <w:t xml:space="preserve">Ethical Theory and Moral Practice</w:t>
-      </w:r>
-      <w:r>
-        <w:t xml:space="preserve"> </w:t>
-      </w:r>
-      <w:r>
-        <w:t xml:space="preserve">14 (1): 73–86. https://doi.org/10.1007/s10677-009-9200-6</w:t>
-      </w:r>
-    </w:p>
-    <w:p>
-      <w:pPr>
-        <w:pStyle w:val="BodyText"/>
-      </w:pPr>
-      <w:r>
-        <w:t xml:space="preserve">Stoljar, Natalie. 2000.</w:t>
-      </w:r>
-      <w:r>
-        <w:t xml:space="preserve"> </w:t>
-      </w:r>
-      <w:r>
-        <w:t xml:space="preserve">“Autonomy and the Feminist Intuition.”</w:t>
-      </w:r>
-      <w:r>
-        <w:t xml:space="preserve"> </w:t>
-      </w:r>
-      <w:r>
-        <w:rPr>
-          <w:i/>
-          <w:iCs/>
-        </w:rPr>
-        <w:t xml:space="preserve">Analyse &amp; Kritik</w:t>
-      </w:r>
-      <w:r>
-        <w:t xml:space="preserve"> </w:t>
-      </w:r>
-      <w:r>
-        <w:t xml:space="preserve">22 (2): 145–168. https://doi.org/10.1515/auk-2000-0201</w:t>
-      </w:r>
-    </w:p>
-    <w:p>
-      <w:pPr>
-        <w:pStyle w:val="BodyText"/>
-      </w:pPr>
-      <w:r>
-        <w:t xml:space="preserve">Taylor, Charles. 1992.</w:t>
-      </w:r>
-      <w:r>
-        <w:t xml:space="preserve"> </w:t>
-      </w:r>
-      <w:r>
-        <w:rPr>
-          <w:i/>
-          <w:iCs/>
-        </w:rPr>
-        <w:t xml:space="preserve">The Ethics of Authenticity</w:t>
-      </w:r>
-      <w:r>
-        <w:t xml:space="preserve">. Harvard University Press. https://doi.org/10.4159/9780674237117</w:t>
-      </w:r>
-    </w:p>
-    <w:p>
-      <w:pPr>
-        <w:pStyle w:val="BodyText"/>
-      </w:pPr>
-      <w:r>
-        <w:t xml:space="preserve">Turner, Cody. 2022.</w:t>
-      </w:r>
-      <w:r>
-        <w:t xml:space="preserve"> </w:t>
-      </w:r>
-      <w:r>
-        <w:t xml:space="preserve">“Neuromedia, cognitive offloading, and intellectual perseverance.”</w:t>
-      </w:r>
-      <w:r>
-        <w:t xml:space="preserve"> </w:t>
-      </w:r>
-      <w:r>
-        <w:rPr>
-          <w:i/>
-          <w:iCs/>
-        </w:rPr>
-        <w:t xml:space="preserve">Synthese</w:t>
-      </w:r>
-      <w:r>
-        <w:t xml:space="preserve"> </w:t>
-      </w:r>
-      <w:r>
         <w:t xml:space="preserve">200 (2). https://doi.org/10.1007/s11229-022-03472-w</w:t>
       </w:r>
     </w:p>
@@ -2816,7 +2816,7 @@
         <w:pStyle w:val="BodyText"/>
       </w:pPr>
       <w:r>
-        <w:t xml:space="preserve">van der Deijl, Willem. 2022.</w:t>
+        <w:t xml:space="preserve">van der Deijl, Willem. 2024.</w:t>
       </w:r>
       <w:r>
         <w:t xml:space="preserve"> </w:t>
@@ -2897,7 +2897,7 @@
         <w:pStyle w:val="BodyText"/>
       </w:pPr>
       <w:r>
-        <w:t xml:space="preserve">Wheeler, Michael. 2018.</w:t>
+        <w:t xml:space="preserve">Wheeler, Michael. 2019.</w:t>
       </w:r>
       <w:r>
         <w:t xml:space="preserve"> </w:t>

--- a/reviews/moral-value-diy/literature-review-final.docx
+++ b/reviews/moral-value-diy/literature-review-final.docx
@@ -920,7 +920,7 @@
         <w:pStyle w:val="BodyText"/>
       </w:pPr>
       <w:r>
-        <w:t xml:space="preserve">Rodriguez Apolito’s (2022) warning that authenticity requirements can obscure oppression applies directly to DIY. Doing things</w:t>
+        <w:t xml:space="preserve">Rodriguez Apolito’s (2024) warning that authenticity requirements can obscure oppression applies directly to DIY. Doing things</w:t>
       </w:r>
       <w:r>
         <w:t xml:space="preserve"> </w:t>
